--- a/data/revised_2026-10_full/outputs/v2/Core_Mathematics/SS2.2_Reflection_and_Congruence/Core_Mathematics_Reflection_and_Congruence_SummaryTable.docx
+++ b/data/revised_2026-10_full/outputs/v2/Core_Mathematics/SS2.2_Reflection_and_Congruence/Core_Mathematics_Reflection_and_Congruence_SummaryTable.docx
@@ -1848,7 +1848,7 @@
         </w:rPr>
         <w:t xml:space="preserve">© 2026 SeaVuria and ARES. This work is licensed under a </w:t>
       </w:r>
-      <w:hyperlink w:history="1" r:id="rIdanxx5jhzlrsmmc88_msfb">
+      <w:hyperlink w:history="1" r:id="rIdmokfcnjfltcli_nb8ntpj">
         <w:r>
           <w:rPr>
             <w:rFonts w:ascii="Arial" w:cs="Arial" w:eastAsia="Arial" w:hAnsi="Arial"/>
@@ -1868,7 +1868,7 @@
         </w:rPr>
         <w:t xml:space="preserve"> (</w:t>
       </w:r>
-      <w:hyperlink w:history="1" r:id="rId7cxxiftewdenehkw6ssqa">
+      <w:hyperlink w:history="1" r:id="rIdafjpuxlcl7iaji4y-hbyg">
         <w:r>
           <w:rPr>
             <w:rFonts w:ascii="Arial" w:cs="Arial" w:eastAsia="Arial" w:hAnsi="Arial"/>
@@ -1888,7 +1888,7 @@
         </w:rPr>
         <w:t xml:space="preserve">). To view a copy of this license, visit </w:t>
       </w:r>
-      <w:hyperlink w:history="1" r:id="rIds27melwk_acajtm3q_yfx">
+      <w:hyperlink w:history="1" r:id="rIdrxozmtddrq_ynhhfgnksv">
         <w:r>
           <w:rPr>
             <w:rFonts w:ascii="Arial" w:cs="Arial" w:eastAsia="Arial" w:hAnsi="Arial"/>
